--- a/handouts/Planning_and_Design_Decisions.docx
+++ b/handouts/Planning_and_Design_Decisions.docx
@@ -2311,7 +2311,7 @@
           <w:szCs w:val="21"/>
           <w:lang w:val="en"/>
         </w:rPr>
-        <w:t>Quorum facts (Microsoft Learn): with two nodes a witness is required. Two nodes plus a witness survive one node failure; they cannot survive a second failure. If a node and then the witness are lost (or both at once), the cluster has one vote of three and goes offline. Use a cloud witness when you have internet access, and a file share witness otherwise. In the current release a witness storage account cannot be shared between systems.</w:t>
+        <w:t>Quorum facts (Microsoft Learn): with two nodes a witness is required. Two nodes plus a witness survive one node failure; they cannot survive a second failure. If a node and then the witness are lost (or both at once), the cluster has one vote of three and goes offline. A two-node cloud deployment requires a cloud witness (the deployment template accepts only Cloud as the witness type for two nodes). In the current release a witness storage account cannot be shared between systems.</w:t>
       </w:r>
     </w:p>
     <w:p>
@@ -3806,7 +3806,7 @@
                 <w:sz w:val="18"/>
                 <w:szCs w:val="18"/>
               </w:rPr>
-              <w:t>Roughly 23 to fewer than 30</w:t>
+              <w:t>Fewer than 30</w:t>
             </w:r>
           </w:p>
         </w:tc>
@@ -5193,7 +5193,17 @@
           <w:szCs w:val="21"/>
           <w:lang w:val="en"/>
         </w:rPr>
-        <w:t>), SSH enabled on each node for portal access, and one Key Vault per cluster for BitLocker keys and the recovery administrator. No OU, pre-created objects or domain join. Windows Admin Center is not supported with this model; use PowerShell, the portal and Azure Monitor.</w:t>
+        <w:t xml:space="preserve">), SSH enabled on each node for </w:t>
+      </w:r>
+      <w:r>
+        <w:rPr>
+          <w:rFonts w:ascii="Segoe UI" w:hAnsi="Segoe UI" w:cs="Segoe UI"/>
+          <w:color w:val="1B2430"/>
+          <w:sz w:val="21"/>
+          <w:szCs w:val="21"/>
+          <w:lang w:val="en"/>
+        </w:rPr>
+        <w:t>portal access, and one Key Vault per cluster for BitLocker keys and the recovery administrator. No OU, pre-created objects or domain join. Windows Admin Center is not supported with this model; use PowerShell, the portal and Azure Monitor.</w:t>
       </w:r>
     </w:p>
     <w:p>
@@ -6026,7 +6036,29 @@
           <w:szCs w:val="21"/>
           <w:lang w:val="en"/>
         </w:rPr>
-        <w:t xml:space="preserve">Facts: backup is recovery in hours and replication is continuity in minutes; neither replaces the other. Site Recovery can reach a recovery point objective as low as 30 seconds. The Site Recovery extension for Azure Local is documented as </w:t>
+        <w:t>Facts: backup is recovery in hours and replication is continuity in minutes; neither replaces the other. For Azure Local VMs, Microsoft Learn documents two backup routes: Azure Backup Server (host-level or guest-level, with long-term retention in a Recovery Services vault) or a supported partner product; choose by the tier requirements (</w:t>
+      </w:r>
+      <w:hyperlink r:id="rId5" w:history="1">
+        <w:r>
+          <w:rPr>
+            <w:rStyle w:val="Hyperlink"/>
+            <w:rFonts w:ascii="Segoe UI" w:hAnsi="Segoe UI" w:cs="Segoe UI"/>
+            <w:sz w:val="21"/>
+            <w:szCs w:val="21"/>
+            <w:lang w:val="en"/>
+          </w:rPr>
+          <w:t>VM resiliency for Azure Local</w:t>
+        </w:r>
+      </w:hyperlink>
+      <w:r>
+        <w:rPr>
+          <w:rFonts w:ascii="Segoe UI" w:hAnsi="Segoe UI" w:cs="Segoe UI"/>
+          <w:color w:val="1B2430"/>
+          <w:sz w:val="21"/>
+          <w:szCs w:val="21"/>
+          <w:lang w:val="en"/>
+        </w:rPr>
+        <w:t xml:space="preserve">). Site Recovery can reach a recovery point objective as low as 30 seconds. The Site Recovery extension for Azure Local is documented as </w:t>
       </w:r>
       <w:r>
         <w:rPr>
@@ -6487,9 +6519,122 @@
 <file path=word/numbering.xml><?xml version="1.0" encoding="utf-8"?>
 <w:numbering xmlns:wpc="http://schemas.microsoft.com/office/word/2010/wordprocessingCanvas" xmlns:cx="http://schemas.microsoft.com/office/drawing/2014/chartex" xmlns:cx1="http://schemas.microsoft.com/office/drawing/2015/9/8/chartex" xmlns:cx2="http://schemas.microsoft.com/office/drawing/2015/10/21/chartex" xmlns:cx3="http://schemas.microsoft.com/office/drawing/2016/5/9/chartex" xmlns:cx4="http://schemas.microsoft.com/office/drawing/2016/5/10/chartex" xmlns:cx5="http://schemas.microsoft.com/office/drawing/2016/5/11/chartex" xmlns:cx6="http://schemas.microsoft.com/office/drawing/2016/5/12/chartex" xmlns:cx7="http://schemas.microsoft.com/office/drawing/2016/5/13/chartex" xmlns:cx8="http://schemas.microsoft.com/office/drawing/2016/5/14/chartex" xmlns:mc="http://schemas.openxmlformats.org/markup-compatibility/2006" xmlns:aink="http://schemas.microsoft.com/office/drawing/2016/ink" xmlns:am3d="http://schemas.microsoft.com/office/drawing/2017/model3d" xmlns:o="urn:schemas-microsoft-com:office:office" xmlns:oel="http://schemas.microsoft.com/office/2019/extlst" xmlns:r="http://schemas.openxmlformats.org/officeDocument/2006/relationships" xmlns:m="http://schemas.openxmlformats.org/officeDocument/2006/math" xmlns:v="urn:schemas-microsoft-com:vml" xmlns:wp14="http://schemas.microsoft.com/office/word/2010/wordprocessingDrawing" xmlns:wp="http://schemas.openxmlformats.org/drawingml/2006/wordprocessingDrawing" xmlns:w10="urn:schemas-microsoft-com:office:word" xmlns:w="http://schemas.openxmlformats.org/wordprocessingml/2006/main" xmlns:w14="http://schemas.microsoft.com/office/word/2010/wordml" xmlns:w15="http://schemas.microsoft.com/office/word/2012/wordml" xmlns:w16cex="http://schemas.microsoft.com/office/word/2018/wordml/cex" xmlns:w16cid="http://schemas.microsoft.com/office/word/2016/wordml/cid" xmlns:w16="http://schemas.microsoft.com/office/word/2018/wordml" xmlns:w16du="http://schemas.microsoft.com/office/word/2023/wordml/word16du" xmlns:w16sdtdh="http://schemas.microsoft.com/office/word/2020/wordml/sdtdatahash" xmlns:w16sdtfl="http://schemas.microsoft.com/office/word/2024/wordml/sdtformatlock" xmlns:w16se="http://schemas.microsoft.com/office/word/2015/wordml/symex" xmlns:wpg="http://schemas.microsoft.com/office/word/2010/wordprocessingGroup" xmlns:wpi="http://schemas.microsoft.com/office/word/2010/wordprocessingInk" xmlns:wne="http://schemas.microsoft.com/office/word/2006/wordml" xmlns:wps="http://schemas.microsoft.com/office/word/2010/wordprocessingShape" mc:Ignorable="w14 w15 w16se w16cid w16 w16cex w16sdtdh w16sdtfl w16du wp14">
   <w:abstractNum w:abstractNumId="0" w15:restartNumberingAfterBreak="0">
-    <w:nsid w:val="207F592C"/>
+    <w:nsid w:val="0BD1138F"/>
     <w:multiLevelType w:val="multilevel"/>
-    <w:tmpl w:val="87A43FCE"/>
+    <w:tmpl w:val="119CFC40"/>
+    <w:lvl w:ilvl="0">
+      <w:start w:val="1"/>
+      <w:numFmt w:val="decimal"/>
+      <w:lvlText w:val="%1."/>
+      <w:lvlJc w:val="left"/>
+      <w:pPr>
+        <w:tabs>
+          <w:tab w:val="num" w:pos="720"/>
+        </w:tabs>
+        <w:ind w:left="720" w:hanging="360"/>
+      </w:pPr>
+    </w:lvl>
+    <w:lvl w:ilvl="1" w:tentative="1">
+      <w:start w:val="1"/>
+      <w:numFmt w:val="decimal"/>
+      <w:lvlText w:val="%2."/>
+      <w:lvlJc w:val="left"/>
+      <w:pPr>
+        <w:tabs>
+          <w:tab w:val="num" w:pos="1440"/>
+        </w:tabs>
+        <w:ind w:left="1440" w:hanging="360"/>
+      </w:pPr>
+    </w:lvl>
+    <w:lvl w:ilvl="2" w:tentative="1">
+      <w:start w:val="1"/>
+      <w:numFmt w:val="decimal"/>
+      <w:lvlText w:val="%3."/>
+      <w:lvlJc w:val="left"/>
+      <w:pPr>
+        <w:tabs>
+          <w:tab w:val="num" w:pos="2160"/>
+        </w:tabs>
+        <w:ind w:left="2160" w:hanging="360"/>
+      </w:pPr>
+    </w:lvl>
+    <w:lvl w:ilvl="3" w:tentative="1">
+      <w:start w:val="1"/>
+      <w:numFmt w:val="decimal"/>
+      <w:lvlText w:val="%4."/>
+      <w:lvlJc w:val="left"/>
+      <w:pPr>
+        <w:tabs>
+          <w:tab w:val="num" w:pos="2880"/>
+        </w:tabs>
+        <w:ind w:left="2880" w:hanging="360"/>
+      </w:pPr>
+    </w:lvl>
+    <w:lvl w:ilvl="4" w:tentative="1">
+      <w:start w:val="1"/>
+      <w:numFmt w:val="decimal"/>
+      <w:lvlText w:val="%5."/>
+      <w:lvlJc w:val="left"/>
+      <w:pPr>
+        <w:tabs>
+          <w:tab w:val="num" w:pos="3600"/>
+        </w:tabs>
+        <w:ind w:left="3600" w:hanging="360"/>
+      </w:pPr>
+    </w:lvl>
+    <w:lvl w:ilvl="5" w:tentative="1">
+      <w:start w:val="1"/>
+      <w:numFmt w:val="decimal"/>
+      <w:lvlText w:val="%6."/>
+      <w:lvlJc w:val="left"/>
+      <w:pPr>
+        <w:tabs>
+          <w:tab w:val="num" w:pos="4320"/>
+        </w:tabs>
+        <w:ind w:left="4320" w:hanging="360"/>
+      </w:pPr>
+    </w:lvl>
+    <w:lvl w:ilvl="6" w:tentative="1">
+      <w:start w:val="1"/>
+      <w:numFmt w:val="decimal"/>
+      <w:lvlText w:val="%7."/>
+      <w:lvlJc w:val="left"/>
+      <w:pPr>
+        <w:tabs>
+          <w:tab w:val="num" w:pos="5040"/>
+        </w:tabs>
+        <w:ind w:left="5040" w:hanging="360"/>
+      </w:pPr>
+    </w:lvl>
+    <w:lvl w:ilvl="7" w:tentative="1">
+      <w:start w:val="1"/>
+      <w:numFmt w:val="decimal"/>
+      <w:lvlText w:val="%8."/>
+      <w:lvlJc w:val="left"/>
+      <w:pPr>
+        <w:tabs>
+          <w:tab w:val="num" w:pos="5760"/>
+        </w:tabs>
+        <w:ind w:left="5760" w:hanging="360"/>
+      </w:pPr>
+    </w:lvl>
+    <w:lvl w:ilvl="8" w:tentative="1">
+      <w:start w:val="1"/>
+      <w:numFmt w:val="decimal"/>
+      <w:lvlText w:val="%9."/>
+      <w:lvlJc w:val="left"/>
+      <w:pPr>
+        <w:tabs>
+          <w:tab w:val="num" w:pos="6480"/>
+        </w:tabs>
+        <w:ind w:left="6480" w:hanging="360"/>
+      </w:pPr>
+    </w:lvl>
+  </w:abstractNum>
+  <w:abstractNum w:abstractNumId="1" w15:restartNumberingAfterBreak="0">
+    <w:nsid w:val="6CF302C3"/>
+    <w:multiLevelType w:val="multilevel"/>
+    <w:tmpl w:val="385233D0"/>
     <w:lvl w:ilvl="0">
       <w:start w:val="1"/>
       <w:numFmt w:val="bullet"/>
@@ -6635,124 +6780,11 @@
       </w:rPr>
     </w:lvl>
   </w:abstractNum>
-  <w:abstractNum w:abstractNumId="1" w15:restartNumberingAfterBreak="0">
-    <w:nsid w:val="5AD43B66"/>
-    <w:multiLevelType w:val="multilevel"/>
-    <w:tmpl w:val="E42605CA"/>
-    <w:lvl w:ilvl="0">
-      <w:start w:val="1"/>
-      <w:numFmt w:val="decimal"/>
-      <w:lvlText w:val="%1."/>
-      <w:lvlJc w:val="left"/>
-      <w:pPr>
-        <w:tabs>
-          <w:tab w:val="num" w:pos="720"/>
-        </w:tabs>
-        <w:ind w:left="720" w:hanging="360"/>
-      </w:pPr>
-    </w:lvl>
-    <w:lvl w:ilvl="1" w:tentative="1">
-      <w:start w:val="1"/>
-      <w:numFmt w:val="decimal"/>
-      <w:lvlText w:val="%2."/>
-      <w:lvlJc w:val="left"/>
-      <w:pPr>
-        <w:tabs>
-          <w:tab w:val="num" w:pos="1440"/>
-        </w:tabs>
-        <w:ind w:left="1440" w:hanging="360"/>
-      </w:pPr>
-    </w:lvl>
-    <w:lvl w:ilvl="2" w:tentative="1">
-      <w:start w:val="1"/>
-      <w:numFmt w:val="decimal"/>
-      <w:lvlText w:val="%3."/>
-      <w:lvlJc w:val="left"/>
-      <w:pPr>
-        <w:tabs>
-          <w:tab w:val="num" w:pos="2160"/>
-        </w:tabs>
-        <w:ind w:left="2160" w:hanging="360"/>
-      </w:pPr>
-    </w:lvl>
-    <w:lvl w:ilvl="3" w:tentative="1">
-      <w:start w:val="1"/>
-      <w:numFmt w:val="decimal"/>
-      <w:lvlText w:val="%4."/>
-      <w:lvlJc w:val="left"/>
-      <w:pPr>
-        <w:tabs>
-          <w:tab w:val="num" w:pos="2880"/>
-        </w:tabs>
-        <w:ind w:left="2880" w:hanging="360"/>
-      </w:pPr>
-    </w:lvl>
-    <w:lvl w:ilvl="4" w:tentative="1">
-      <w:start w:val="1"/>
-      <w:numFmt w:val="decimal"/>
-      <w:lvlText w:val="%5."/>
-      <w:lvlJc w:val="left"/>
-      <w:pPr>
-        <w:tabs>
-          <w:tab w:val="num" w:pos="3600"/>
-        </w:tabs>
-        <w:ind w:left="3600" w:hanging="360"/>
-      </w:pPr>
-    </w:lvl>
-    <w:lvl w:ilvl="5" w:tentative="1">
-      <w:start w:val="1"/>
-      <w:numFmt w:val="decimal"/>
-      <w:lvlText w:val="%6."/>
-      <w:lvlJc w:val="left"/>
-      <w:pPr>
-        <w:tabs>
-          <w:tab w:val="num" w:pos="4320"/>
-        </w:tabs>
-        <w:ind w:left="4320" w:hanging="360"/>
-      </w:pPr>
-    </w:lvl>
-    <w:lvl w:ilvl="6" w:tentative="1">
-      <w:start w:val="1"/>
-      <w:numFmt w:val="decimal"/>
-      <w:lvlText w:val="%7."/>
-      <w:lvlJc w:val="left"/>
-      <w:pPr>
-        <w:tabs>
-          <w:tab w:val="num" w:pos="5040"/>
-        </w:tabs>
-        <w:ind w:left="5040" w:hanging="360"/>
-      </w:pPr>
-    </w:lvl>
-    <w:lvl w:ilvl="7" w:tentative="1">
-      <w:start w:val="1"/>
-      <w:numFmt w:val="decimal"/>
-      <w:lvlText w:val="%8."/>
-      <w:lvlJc w:val="left"/>
-      <w:pPr>
-        <w:tabs>
-          <w:tab w:val="num" w:pos="5760"/>
-        </w:tabs>
-        <w:ind w:left="5760" w:hanging="360"/>
-      </w:pPr>
-    </w:lvl>
-    <w:lvl w:ilvl="8" w:tentative="1">
-      <w:start w:val="1"/>
-      <w:numFmt w:val="decimal"/>
-      <w:lvlText w:val="%9."/>
-      <w:lvlJc w:val="left"/>
-      <w:pPr>
-        <w:tabs>
-          <w:tab w:val="num" w:pos="6480"/>
-        </w:tabs>
-        <w:ind w:left="6480" w:hanging="360"/>
-      </w:pPr>
-    </w:lvl>
-  </w:abstractNum>
-  <w:num w:numId="1" w16cid:durableId="889338486">
+  <w:num w:numId="1" w16cid:durableId="1809468808">
+    <w:abstractNumId w:val="0"/>
+  </w:num>
+  <w:num w:numId="2" w16cid:durableId="437531981">
     <w:abstractNumId w:val="1"/>
-  </w:num>
-  <w:num w:numId="2" w16cid:durableId="154223404">
-    <w:abstractNumId w:val="0"/>
   </w:num>
 </w:numbering>
 </file>

--- a/handouts/Planning_and_Design_Decisions.docx
+++ b/handouts/Planning_and_Design_Decisions.docx
@@ -1596,7 +1596,6 @@
                 <w:sz w:val="18"/>
                 <w:szCs w:val="18"/>
               </w:rPr>
-              <w:lastRenderedPageBreak/>
               <w:t>Options</w:t>
             </w:r>
           </w:p>
@@ -1906,7 +1905,7 @@
           <w:szCs w:val="21"/>
           <w:lang w:val="en"/>
         </w:rPr>
-        <w:t>Start from an exact SKU in the Azure Local catalog and ask the hardware provider to validate the final configu</w:t>
+        <w:t>Start from an exact SKU in the Azure Local catalog and ask the hardware provider to validate th</w:t>
       </w:r>
       <w:r>
         <w:rPr>
@@ -1916,7 +1915,7 @@
           <w:szCs w:val="21"/>
           <w:lang w:val="en"/>
         </w:rPr>
-        <w:t>ration against workload, failure-state, support and lifecycle requirements. The solution categories in the catalog today are Premier Solutions, Integrated Systems and Validated Nodes; names change over time, so confirm them in the catalog when you design.</w:t>
+        <w:t>e final configuration against workload, failure-state, support and lifecycle requirements. The solution categories in the catalog today are Premier Solutions, Integrated Systems and Validated Nodes; names change over time, so confirm them in the catalog when you design.</w:t>
       </w:r>
     </w:p>
     <w:p>
@@ -5193,7 +5192,7 @@
           <w:szCs w:val="21"/>
           <w:lang w:val="en"/>
         </w:rPr>
-        <w:t xml:space="preserve">), SSH enabled on each node for </w:t>
+        <w:t>), SSH enabled o</w:t>
       </w:r>
       <w:r>
         <w:rPr>
@@ -5203,7 +5202,7 @@
           <w:szCs w:val="21"/>
           <w:lang w:val="en"/>
         </w:rPr>
-        <w:t>portal access, and one Key Vault per cluster for BitLocker keys and the recovery administrator. No OU, pre-created objects or domain join. Windows Admin Center is not supported with this model; use PowerShell, the portal and Azure Monitor.</w:t>
+        <w:t>n each node for portal access, and one Key Vault per cluster for BitLocker keys and the recovery administrator. No OU, pre-created objects or domain join. Windows Admin Center is not supported with this model; use PowerShell, the portal and Azure Monitor.</w:t>
       </w:r>
     </w:p>
     <w:p>
@@ -6036,7 +6035,7 @@
           <w:szCs w:val="21"/>
           <w:lang w:val="en"/>
         </w:rPr>
-        <w:t>Facts: backup is recovery in hours and replication is continuity in minutes; neither replaces the other. For Azure Local VMs, Microsoft Learn documents two backup routes: Azure Backup Server (host-level or guest-level, with long-term retention in a Recovery Services vault) or a supported partner product; choose by the tier requirements (</w:t>
+        <w:t>Facts: backup is recovery in hours and replication is continuity in minutes; neither replaces the other. For Azure Local VMs, Microsoft Learn documents two backup routes: Azure Backup (with long-term retention in a Recovery Services vault) or a partner product such as Veeam, Commvault, Cohesity or Rubrik (host-level or guest-level), a supported partner product; choose by the tier requirements (</w:t>
       </w:r>
       <w:hyperlink r:id="rId5" w:history="1">
         <w:r>
@@ -6519,122 +6518,9 @@
 <file path=word/numbering.xml><?xml version="1.0" encoding="utf-8"?>
 <w:numbering xmlns:wpc="http://schemas.microsoft.com/office/word/2010/wordprocessingCanvas" xmlns:cx="http://schemas.microsoft.com/office/drawing/2014/chartex" xmlns:cx1="http://schemas.microsoft.com/office/drawing/2015/9/8/chartex" xmlns:cx2="http://schemas.microsoft.com/office/drawing/2015/10/21/chartex" xmlns:cx3="http://schemas.microsoft.com/office/drawing/2016/5/9/chartex" xmlns:cx4="http://schemas.microsoft.com/office/drawing/2016/5/10/chartex" xmlns:cx5="http://schemas.microsoft.com/office/drawing/2016/5/11/chartex" xmlns:cx6="http://schemas.microsoft.com/office/drawing/2016/5/12/chartex" xmlns:cx7="http://schemas.microsoft.com/office/drawing/2016/5/13/chartex" xmlns:cx8="http://schemas.microsoft.com/office/drawing/2016/5/14/chartex" xmlns:mc="http://schemas.openxmlformats.org/markup-compatibility/2006" xmlns:aink="http://schemas.microsoft.com/office/drawing/2016/ink" xmlns:am3d="http://schemas.microsoft.com/office/drawing/2017/model3d" xmlns:o="urn:schemas-microsoft-com:office:office" xmlns:oel="http://schemas.microsoft.com/office/2019/extlst" xmlns:r="http://schemas.openxmlformats.org/officeDocument/2006/relationships" xmlns:m="http://schemas.openxmlformats.org/officeDocument/2006/math" xmlns:v="urn:schemas-microsoft-com:vml" xmlns:wp14="http://schemas.microsoft.com/office/word/2010/wordprocessingDrawing" xmlns:wp="http://schemas.openxmlformats.org/drawingml/2006/wordprocessingDrawing" xmlns:w10="urn:schemas-microsoft-com:office:word" xmlns:w="http://schemas.openxmlformats.org/wordprocessingml/2006/main" xmlns:w14="http://schemas.microsoft.com/office/word/2010/wordml" xmlns:w15="http://schemas.microsoft.com/office/word/2012/wordml" xmlns:w16cex="http://schemas.microsoft.com/office/word/2018/wordml/cex" xmlns:w16cid="http://schemas.microsoft.com/office/word/2016/wordml/cid" xmlns:w16="http://schemas.microsoft.com/office/word/2018/wordml" xmlns:w16du="http://schemas.microsoft.com/office/word/2023/wordml/word16du" xmlns:w16sdtdh="http://schemas.microsoft.com/office/word/2020/wordml/sdtdatahash" xmlns:w16sdtfl="http://schemas.microsoft.com/office/word/2024/wordml/sdtformatlock" xmlns:w16se="http://schemas.microsoft.com/office/word/2015/wordml/symex" xmlns:wpg="http://schemas.microsoft.com/office/word/2010/wordprocessingGroup" xmlns:wpi="http://schemas.microsoft.com/office/word/2010/wordprocessingInk" xmlns:wne="http://schemas.microsoft.com/office/word/2006/wordml" xmlns:wps="http://schemas.microsoft.com/office/word/2010/wordprocessingShape" mc:Ignorable="w14 w15 w16se w16cid w16 w16cex w16sdtdh w16sdtfl w16du wp14">
   <w:abstractNum w:abstractNumId="0" w15:restartNumberingAfterBreak="0">
-    <w:nsid w:val="0BD1138F"/>
+    <w:nsid w:val="1EAD0023"/>
     <w:multiLevelType w:val="multilevel"/>
-    <w:tmpl w:val="119CFC40"/>
-    <w:lvl w:ilvl="0">
-      <w:start w:val="1"/>
-      <w:numFmt w:val="decimal"/>
-      <w:lvlText w:val="%1."/>
-      <w:lvlJc w:val="left"/>
-      <w:pPr>
-        <w:tabs>
-          <w:tab w:val="num" w:pos="720"/>
-        </w:tabs>
-        <w:ind w:left="720" w:hanging="360"/>
-      </w:pPr>
-    </w:lvl>
-    <w:lvl w:ilvl="1" w:tentative="1">
-      <w:start w:val="1"/>
-      <w:numFmt w:val="decimal"/>
-      <w:lvlText w:val="%2."/>
-      <w:lvlJc w:val="left"/>
-      <w:pPr>
-        <w:tabs>
-          <w:tab w:val="num" w:pos="1440"/>
-        </w:tabs>
-        <w:ind w:left="1440" w:hanging="360"/>
-      </w:pPr>
-    </w:lvl>
-    <w:lvl w:ilvl="2" w:tentative="1">
-      <w:start w:val="1"/>
-      <w:numFmt w:val="decimal"/>
-      <w:lvlText w:val="%3."/>
-      <w:lvlJc w:val="left"/>
-      <w:pPr>
-        <w:tabs>
-          <w:tab w:val="num" w:pos="2160"/>
-        </w:tabs>
-        <w:ind w:left="2160" w:hanging="360"/>
-      </w:pPr>
-    </w:lvl>
-    <w:lvl w:ilvl="3" w:tentative="1">
-      <w:start w:val="1"/>
-      <w:numFmt w:val="decimal"/>
-      <w:lvlText w:val="%4."/>
-      <w:lvlJc w:val="left"/>
-      <w:pPr>
-        <w:tabs>
-          <w:tab w:val="num" w:pos="2880"/>
-        </w:tabs>
-        <w:ind w:left="2880" w:hanging="360"/>
-      </w:pPr>
-    </w:lvl>
-    <w:lvl w:ilvl="4" w:tentative="1">
-      <w:start w:val="1"/>
-      <w:numFmt w:val="decimal"/>
-      <w:lvlText w:val="%5."/>
-      <w:lvlJc w:val="left"/>
-      <w:pPr>
-        <w:tabs>
-          <w:tab w:val="num" w:pos="3600"/>
-        </w:tabs>
-        <w:ind w:left="3600" w:hanging="360"/>
-      </w:pPr>
-    </w:lvl>
-    <w:lvl w:ilvl="5" w:tentative="1">
-      <w:start w:val="1"/>
-      <w:numFmt w:val="decimal"/>
-      <w:lvlText w:val="%6."/>
-      <w:lvlJc w:val="left"/>
-      <w:pPr>
-        <w:tabs>
-          <w:tab w:val="num" w:pos="4320"/>
-        </w:tabs>
-        <w:ind w:left="4320" w:hanging="360"/>
-      </w:pPr>
-    </w:lvl>
-    <w:lvl w:ilvl="6" w:tentative="1">
-      <w:start w:val="1"/>
-      <w:numFmt w:val="decimal"/>
-      <w:lvlText w:val="%7."/>
-      <w:lvlJc w:val="left"/>
-      <w:pPr>
-        <w:tabs>
-          <w:tab w:val="num" w:pos="5040"/>
-        </w:tabs>
-        <w:ind w:left="5040" w:hanging="360"/>
-      </w:pPr>
-    </w:lvl>
-    <w:lvl w:ilvl="7" w:tentative="1">
-      <w:start w:val="1"/>
-      <w:numFmt w:val="decimal"/>
-      <w:lvlText w:val="%8."/>
-      <w:lvlJc w:val="left"/>
-      <w:pPr>
-        <w:tabs>
-          <w:tab w:val="num" w:pos="5760"/>
-        </w:tabs>
-        <w:ind w:left="5760" w:hanging="360"/>
-      </w:pPr>
-    </w:lvl>
-    <w:lvl w:ilvl="8" w:tentative="1">
-      <w:start w:val="1"/>
-      <w:numFmt w:val="decimal"/>
-      <w:lvlText w:val="%9."/>
-      <w:lvlJc w:val="left"/>
-      <w:pPr>
-        <w:tabs>
-          <w:tab w:val="num" w:pos="6480"/>
-        </w:tabs>
-        <w:ind w:left="6480" w:hanging="360"/>
-      </w:pPr>
-    </w:lvl>
-  </w:abstractNum>
-  <w:abstractNum w:abstractNumId="1" w15:restartNumberingAfterBreak="0">
-    <w:nsid w:val="6CF302C3"/>
-    <w:multiLevelType w:val="multilevel"/>
-    <w:tmpl w:val="385233D0"/>
+    <w:tmpl w:val="C48E32C6"/>
     <w:lvl w:ilvl="0">
       <w:start w:val="1"/>
       <w:numFmt w:val="bullet"/>
@@ -6780,11 +6666,124 @@
       </w:rPr>
     </w:lvl>
   </w:abstractNum>
-  <w:num w:numId="1" w16cid:durableId="1809468808">
+  <w:abstractNum w:abstractNumId="1" w15:restartNumberingAfterBreak="0">
+    <w:nsid w:val="63B61C33"/>
+    <w:multiLevelType w:val="multilevel"/>
+    <w:tmpl w:val="31F277CE"/>
+    <w:lvl w:ilvl="0">
+      <w:start w:val="1"/>
+      <w:numFmt w:val="decimal"/>
+      <w:lvlText w:val="%1."/>
+      <w:lvlJc w:val="left"/>
+      <w:pPr>
+        <w:tabs>
+          <w:tab w:val="num" w:pos="720"/>
+        </w:tabs>
+        <w:ind w:left="720" w:hanging="360"/>
+      </w:pPr>
+    </w:lvl>
+    <w:lvl w:ilvl="1" w:tentative="1">
+      <w:start w:val="1"/>
+      <w:numFmt w:val="decimal"/>
+      <w:lvlText w:val="%2."/>
+      <w:lvlJc w:val="left"/>
+      <w:pPr>
+        <w:tabs>
+          <w:tab w:val="num" w:pos="1440"/>
+        </w:tabs>
+        <w:ind w:left="1440" w:hanging="360"/>
+      </w:pPr>
+    </w:lvl>
+    <w:lvl w:ilvl="2" w:tentative="1">
+      <w:start w:val="1"/>
+      <w:numFmt w:val="decimal"/>
+      <w:lvlText w:val="%3."/>
+      <w:lvlJc w:val="left"/>
+      <w:pPr>
+        <w:tabs>
+          <w:tab w:val="num" w:pos="2160"/>
+        </w:tabs>
+        <w:ind w:left="2160" w:hanging="360"/>
+      </w:pPr>
+    </w:lvl>
+    <w:lvl w:ilvl="3" w:tentative="1">
+      <w:start w:val="1"/>
+      <w:numFmt w:val="decimal"/>
+      <w:lvlText w:val="%4."/>
+      <w:lvlJc w:val="left"/>
+      <w:pPr>
+        <w:tabs>
+          <w:tab w:val="num" w:pos="2880"/>
+        </w:tabs>
+        <w:ind w:left="2880" w:hanging="360"/>
+      </w:pPr>
+    </w:lvl>
+    <w:lvl w:ilvl="4" w:tentative="1">
+      <w:start w:val="1"/>
+      <w:numFmt w:val="decimal"/>
+      <w:lvlText w:val="%5."/>
+      <w:lvlJc w:val="left"/>
+      <w:pPr>
+        <w:tabs>
+          <w:tab w:val="num" w:pos="3600"/>
+        </w:tabs>
+        <w:ind w:left="3600" w:hanging="360"/>
+      </w:pPr>
+    </w:lvl>
+    <w:lvl w:ilvl="5" w:tentative="1">
+      <w:start w:val="1"/>
+      <w:numFmt w:val="decimal"/>
+      <w:lvlText w:val="%6."/>
+      <w:lvlJc w:val="left"/>
+      <w:pPr>
+        <w:tabs>
+          <w:tab w:val="num" w:pos="4320"/>
+        </w:tabs>
+        <w:ind w:left="4320" w:hanging="360"/>
+      </w:pPr>
+    </w:lvl>
+    <w:lvl w:ilvl="6" w:tentative="1">
+      <w:start w:val="1"/>
+      <w:numFmt w:val="decimal"/>
+      <w:lvlText w:val="%7."/>
+      <w:lvlJc w:val="left"/>
+      <w:pPr>
+        <w:tabs>
+          <w:tab w:val="num" w:pos="5040"/>
+        </w:tabs>
+        <w:ind w:left="5040" w:hanging="360"/>
+      </w:pPr>
+    </w:lvl>
+    <w:lvl w:ilvl="7" w:tentative="1">
+      <w:start w:val="1"/>
+      <w:numFmt w:val="decimal"/>
+      <w:lvlText w:val="%8."/>
+      <w:lvlJc w:val="left"/>
+      <w:pPr>
+        <w:tabs>
+          <w:tab w:val="num" w:pos="5760"/>
+        </w:tabs>
+        <w:ind w:left="5760" w:hanging="360"/>
+      </w:pPr>
+    </w:lvl>
+    <w:lvl w:ilvl="8" w:tentative="1">
+      <w:start w:val="1"/>
+      <w:numFmt w:val="decimal"/>
+      <w:lvlText w:val="%9."/>
+      <w:lvlJc w:val="left"/>
+      <w:pPr>
+        <w:tabs>
+          <w:tab w:val="num" w:pos="6480"/>
+        </w:tabs>
+        <w:ind w:left="6480" w:hanging="360"/>
+      </w:pPr>
+    </w:lvl>
+  </w:abstractNum>
+  <w:num w:numId="1" w16cid:durableId="1538468583">
+    <w:abstractNumId w:val="1"/>
+  </w:num>
+  <w:num w:numId="2" w16cid:durableId="754209953">
     <w:abstractNumId w:val="0"/>
-  </w:num>
-  <w:num w:numId="2" w16cid:durableId="437531981">
-    <w:abstractNumId w:val="1"/>
   </w:num>
 </w:numbering>
 </file>

--- a/handouts/Planning_and_Design_Decisions.docx
+++ b/handouts/Planning_and_Design_Decisions.docx
@@ -5064,7 +5064,7 @@
                 <w:sz w:val="18"/>
                 <w:szCs w:val="18"/>
               </w:rPr>
-              <w:t>Local Identity with Azure Key Vault; Active Directory; hybrid</w:t>
+              <w:t>Local Identity with Azure Key Vault; Active Directory (domain-joined)</w:t>
             </w:r>
           </w:p>
         </w:tc>
@@ -5192,7 +5192,7 @@
           <w:szCs w:val="21"/>
           <w:lang w:val="en"/>
         </w:rPr>
-        <w:t>), SSH enabled o</w:t>
+        <w:t>), SSH e</w:t>
       </w:r>
       <w:r>
         <w:rPr>
@@ -5202,7 +5202,7 @@
           <w:szCs w:val="21"/>
           <w:lang w:val="en"/>
         </w:rPr>
-        <w:t>n each node for portal access, and one Key Vault per cluster for BitLocker keys and the recovery administrator. No OU, pre-created objects or domain join. Windows Admin Center is not supported with this model; use PowerShell, the portal and Azure Monitor.</w:t>
+        <w:t>nabled on each node for portal access, and one Key Vault per cluster for BitLocker keys and the recovery administrator. No OU, pre-created objects or domain join. Windows Admin Center is not supported with this model; use PowerShell, the portal and Azure Monitor.</w:t>
       </w:r>
     </w:p>
     <w:p>
@@ -6518,9 +6518,9 @@
 <file path=word/numbering.xml><?xml version="1.0" encoding="utf-8"?>
 <w:numbering xmlns:wpc="http://schemas.microsoft.com/office/word/2010/wordprocessingCanvas" xmlns:cx="http://schemas.microsoft.com/office/drawing/2014/chartex" xmlns:cx1="http://schemas.microsoft.com/office/drawing/2015/9/8/chartex" xmlns:cx2="http://schemas.microsoft.com/office/drawing/2015/10/21/chartex" xmlns:cx3="http://schemas.microsoft.com/office/drawing/2016/5/9/chartex" xmlns:cx4="http://schemas.microsoft.com/office/drawing/2016/5/10/chartex" xmlns:cx5="http://schemas.microsoft.com/office/drawing/2016/5/11/chartex" xmlns:cx6="http://schemas.microsoft.com/office/drawing/2016/5/12/chartex" xmlns:cx7="http://schemas.microsoft.com/office/drawing/2016/5/13/chartex" xmlns:cx8="http://schemas.microsoft.com/office/drawing/2016/5/14/chartex" xmlns:mc="http://schemas.openxmlformats.org/markup-compatibility/2006" xmlns:aink="http://schemas.microsoft.com/office/drawing/2016/ink" xmlns:am3d="http://schemas.microsoft.com/office/drawing/2017/model3d" xmlns:o="urn:schemas-microsoft-com:office:office" xmlns:oel="http://schemas.microsoft.com/office/2019/extlst" xmlns:r="http://schemas.openxmlformats.org/officeDocument/2006/relationships" xmlns:m="http://schemas.openxmlformats.org/officeDocument/2006/math" xmlns:v="urn:schemas-microsoft-com:vml" xmlns:wp14="http://schemas.microsoft.com/office/word/2010/wordprocessingDrawing" xmlns:wp="http://schemas.openxmlformats.org/drawingml/2006/wordprocessingDrawing" xmlns:w10="urn:schemas-microsoft-com:office:word" xmlns:w="http://schemas.openxmlformats.org/wordprocessingml/2006/main" xmlns:w14="http://schemas.microsoft.com/office/word/2010/wordml" xmlns:w15="http://schemas.microsoft.com/office/word/2012/wordml" xmlns:w16cex="http://schemas.microsoft.com/office/word/2018/wordml/cex" xmlns:w16cid="http://schemas.microsoft.com/office/word/2016/wordml/cid" xmlns:w16="http://schemas.microsoft.com/office/word/2018/wordml" xmlns:w16du="http://schemas.microsoft.com/office/word/2023/wordml/word16du" xmlns:w16sdtdh="http://schemas.microsoft.com/office/word/2020/wordml/sdtdatahash" xmlns:w16sdtfl="http://schemas.microsoft.com/office/word/2024/wordml/sdtformatlock" xmlns:w16se="http://schemas.microsoft.com/office/word/2015/wordml/symex" xmlns:wpg="http://schemas.microsoft.com/office/word/2010/wordprocessingGroup" xmlns:wpi="http://schemas.microsoft.com/office/word/2010/wordprocessingInk" xmlns:wne="http://schemas.microsoft.com/office/word/2006/wordml" xmlns:wps="http://schemas.microsoft.com/office/word/2010/wordprocessingShape" mc:Ignorable="w14 w15 w16se w16cid w16 w16cex w16sdtdh w16sdtfl w16du wp14">
   <w:abstractNum w:abstractNumId="0" w15:restartNumberingAfterBreak="0">
-    <w:nsid w:val="1EAD0023"/>
+    <w:nsid w:val="7F0825AD"/>
     <w:multiLevelType w:val="multilevel"/>
-    <w:tmpl w:val="C48E32C6"/>
+    <w:tmpl w:val="4168C230"/>
     <w:lvl w:ilvl="0">
       <w:start w:val="1"/>
       <w:numFmt w:val="bullet"/>
@@ -6667,9 +6667,9 @@
     </w:lvl>
   </w:abstractNum>
   <w:abstractNum w:abstractNumId="1" w15:restartNumberingAfterBreak="0">
-    <w:nsid w:val="63B61C33"/>
+    <w:nsid w:val="7F860385"/>
     <w:multiLevelType w:val="multilevel"/>
-    <w:tmpl w:val="31F277CE"/>
+    <w:tmpl w:val="067E6E9C"/>
     <w:lvl w:ilvl="0">
       <w:start w:val="1"/>
       <w:numFmt w:val="decimal"/>
@@ -6779,10 +6779,10 @@
       </w:pPr>
     </w:lvl>
   </w:abstractNum>
-  <w:num w:numId="1" w16cid:durableId="1538468583">
+  <w:num w:numId="1" w16cid:durableId="2003579651">
     <w:abstractNumId w:val="1"/>
   </w:num>
-  <w:num w:numId="2" w16cid:durableId="754209953">
+  <w:num w:numId="2" w16cid:durableId="524175116">
     <w:abstractNumId w:val="0"/>
   </w:num>
 </w:numbering>

--- a/handouts/Planning_and_Design_Decisions.docx
+++ b/handouts/Planning_and_Design_Decisions.docx
@@ -4304,7 +4304,7 @@
           <w:szCs w:val="21"/>
           <w:lang w:val="en"/>
         </w:rPr>
-        <w:t xml:space="preserve"> the production recommendation (Arc gateway or proxy plus Arc gateway), any constraint of a preview feature you use, and any lab workaround.</w:t>
+        <w:t xml:space="preserve"> the production recommendation (Arc gateway or proxy plus Arc gateway), any constraint of a preview feature you use, and any workaround.</w:t>
       </w:r>
     </w:p>
     <w:p>
@@ -4347,7 +4347,7 @@
           <w:szCs w:val="21"/>
           <w:lang w:val="en"/>
         </w:rPr>
-        <w:t>direct egress with the full allow-list and no Arc gateway, because the lab used the simplified machine provisioning preview, which was checked not to work with the Arc gateway at the version used. The lesson: choose the Arc gateway during planning, because it cannot be added later.</w:t>
+        <w:t>direct egress with the full allow-list and no Arc gateway, because the demo cluster used the simplified machine provisioning preview, which was checked not to work with the Arc gateway at the version used. The lesson: choose the Arc gateway during planning, because it cannot be added later.</w:t>
       </w:r>
     </w:p>
     <w:p>
@@ -5192,7 +5192,7 @@
           <w:szCs w:val="21"/>
           <w:lang w:val="en"/>
         </w:rPr>
-        <w:t>), SSH e</w:t>
+        <w:t xml:space="preserve">), </w:t>
       </w:r>
       <w:r>
         <w:rPr>
@@ -5202,7 +5202,7 @@
           <w:szCs w:val="21"/>
           <w:lang w:val="en"/>
         </w:rPr>
-        <w:t>nabled on each node for portal access, and one Key Vault per cluster for BitLocker keys and the recovery administrator. No OU, pre-created objects or domain join. Windows Admin Center is not supported with this model; use PowerShell, the portal and Azure Monitor.</w:t>
+        <w:t>SSH enabled on each node for portal access, and one Key Vault per cluster for BitLocker keys and the recovery administrator. No OU, pre-created objects or domain join. Windows Admin Center is not supported with this model; use PowerShell, the portal and Azure Monitor.</w:t>
       </w:r>
     </w:p>
     <w:p>
@@ -6518,9 +6518,122 @@
 <file path=word/numbering.xml><?xml version="1.0" encoding="utf-8"?>
 <w:numbering xmlns:wpc="http://schemas.microsoft.com/office/word/2010/wordprocessingCanvas" xmlns:cx="http://schemas.microsoft.com/office/drawing/2014/chartex" xmlns:cx1="http://schemas.microsoft.com/office/drawing/2015/9/8/chartex" xmlns:cx2="http://schemas.microsoft.com/office/drawing/2015/10/21/chartex" xmlns:cx3="http://schemas.microsoft.com/office/drawing/2016/5/9/chartex" xmlns:cx4="http://schemas.microsoft.com/office/drawing/2016/5/10/chartex" xmlns:cx5="http://schemas.microsoft.com/office/drawing/2016/5/11/chartex" xmlns:cx6="http://schemas.microsoft.com/office/drawing/2016/5/12/chartex" xmlns:cx7="http://schemas.microsoft.com/office/drawing/2016/5/13/chartex" xmlns:cx8="http://schemas.microsoft.com/office/drawing/2016/5/14/chartex" xmlns:mc="http://schemas.openxmlformats.org/markup-compatibility/2006" xmlns:aink="http://schemas.microsoft.com/office/drawing/2016/ink" xmlns:am3d="http://schemas.microsoft.com/office/drawing/2017/model3d" xmlns:o="urn:schemas-microsoft-com:office:office" xmlns:oel="http://schemas.microsoft.com/office/2019/extlst" xmlns:r="http://schemas.openxmlformats.org/officeDocument/2006/relationships" xmlns:m="http://schemas.openxmlformats.org/officeDocument/2006/math" xmlns:v="urn:schemas-microsoft-com:vml" xmlns:wp14="http://schemas.microsoft.com/office/word/2010/wordprocessingDrawing" xmlns:wp="http://schemas.openxmlformats.org/drawingml/2006/wordprocessingDrawing" xmlns:w10="urn:schemas-microsoft-com:office:word" xmlns:w="http://schemas.openxmlformats.org/wordprocessingml/2006/main" xmlns:w14="http://schemas.microsoft.com/office/word/2010/wordml" xmlns:w15="http://schemas.microsoft.com/office/word/2012/wordml" xmlns:w16cex="http://schemas.microsoft.com/office/word/2018/wordml/cex" xmlns:w16cid="http://schemas.microsoft.com/office/word/2016/wordml/cid" xmlns:w16="http://schemas.microsoft.com/office/word/2018/wordml" xmlns:w16du="http://schemas.microsoft.com/office/word/2023/wordml/word16du" xmlns:w16sdtdh="http://schemas.microsoft.com/office/word/2020/wordml/sdtdatahash" xmlns:w16sdtfl="http://schemas.microsoft.com/office/word/2024/wordml/sdtformatlock" xmlns:w16se="http://schemas.microsoft.com/office/word/2015/wordml/symex" xmlns:wpg="http://schemas.microsoft.com/office/word/2010/wordprocessingGroup" xmlns:wpi="http://schemas.microsoft.com/office/word/2010/wordprocessingInk" xmlns:wne="http://schemas.microsoft.com/office/word/2006/wordml" xmlns:wps="http://schemas.microsoft.com/office/word/2010/wordprocessingShape" mc:Ignorable="w14 w15 w16se w16cid w16 w16cex w16sdtdh w16sdtfl w16du wp14">
   <w:abstractNum w:abstractNumId="0" w15:restartNumberingAfterBreak="0">
-    <w:nsid w:val="7F0825AD"/>
+    <w:nsid w:val="140A6C9E"/>
     <w:multiLevelType w:val="multilevel"/>
-    <w:tmpl w:val="4168C230"/>
+    <w:tmpl w:val="5D88A15A"/>
+    <w:lvl w:ilvl="0">
+      <w:start w:val="1"/>
+      <w:numFmt w:val="decimal"/>
+      <w:lvlText w:val="%1."/>
+      <w:lvlJc w:val="left"/>
+      <w:pPr>
+        <w:tabs>
+          <w:tab w:val="num" w:pos="720"/>
+        </w:tabs>
+        <w:ind w:left="720" w:hanging="360"/>
+      </w:pPr>
+    </w:lvl>
+    <w:lvl w:ilvl="1" w:tentative="1">
+      <w:start w:val="1"/>
+      <w:numFmt w:val="decimal"/>
+      <w:lvlText w:val="%2."/>
+      <w:lvlJc w:val="left"/>
+      <w:pPr>
+        <w:tabs>
+          <w:tab w:val="num" w:pos="1440"/>
+        </w:tabs>
+        <w:ind w:left="1440" w:hanging="360"/>
+      </w:pPr>
+    </w:lvl>
+    <w:lvl w:ilvl="2" w:tentative="1">
+      <w:start w:val="1"/>
+      <w:numFmt w:val="decimal"/>
+      <w:lvlText w:val="%3."/>
+      <w:lvlJc w:val="left"/>
+      <w:pPr>
+        <w:tabs>
+          <w:tab w:val="num" w:pos="2160"/>
+        </w:tabs>
+        <w:ind w:left="2160" w:hanging="360"/>
+      </w:pPr>
+    </w:lvl>
+    <w:lvl w:ilvl="3" w:tentative="1">
+      <w:start w:val="1"/>
+      <w:numFmt w:val="decimal"/>
+      <w:lvlText w:val="%4."/>
+      <w:lvlJc w:val="left"/>
+      <w:pPr>
+        <w:tabs>
+          <w:tab w:val="num" w:pos="2880"/>
+        </w:tabs>
+        <w:ind w:left="2880" w:hanging="360"/>
+      </w:pPr>
+    </w:lvl>
+    <w:lvl w:ilvl="4" w:tentative="1">
+      <w:start w:val="1"/>
+      <w:numFmt w:val="decimal"/>
+      <w:lvlText w:val="%5."/>
+      <w:lvlJc w:val="left"/>
+      <w:pPr>
+        <w:tabs>
+          <w:tab w:val="num" w:pos="3600"/>
+        </w:tabs>
+        <w:ind w:left="3600" w:hanging="360"/>
+      </w:pPr>
+    </w:lvl>
+    <w:lvl w:ilvl="5" w:tentative="1">
+      <w:start w:val="1"/>
+      <w:numFmt w:val="decimal"/>
+      <w:lvlText w:val="%6."/>
+      <w:lvlJc w:val="left"/>
+      <w:pPr>
+        <w:tabs>
+          <w:tab w:val="num" w:pos="4320"/>
+        </w:tabs>
+        <w:ind w:left="4320" w:hanging="360"/>
+      </w:pPr>
+    </w:lvl>
+    <w:lvl w:ilvl="6" w:tentative="1">
+      <w:start w:val="1"/>
+      <w:numFmt w:val="decimal"/>
+      <w:lvlText w:val="%7."/>
+      <w:lvlJc w:val="left"/>
+      <w:pPr>
+        <w:tabs>
+          <w:tab w:val="num" w:pos="5040"/>
+        </w:tabs>
+        <w:ind w:left="5040" w:hanging="360"/>
+      </w:pPr>
+    </w:lvl>
+    <w:lvl w:ilvl="7" w:tentative="1">
+      <w:start w:val="1"/>
+      <w:numFmt w:val="decimal"/>
+      <w:lvlText w:val="%8."/>
+      <w:lvlJc w:val="left"/>
+      <w:pPr>
+        <w:tabs>
+          <w:tab w:val="num" w:pos="5760"/>
+        </w:tabs>
+        <w:ind w:left="5760" w:hanging="360"/>
+      </w:pPr>
+    </w:lvl>
+    <w:lvl w:ilvl="8" w:tentative="1">
+      <w:start w:val="1"/>
+      <w:numFmt w:val="decimal"/>
+      <w:lvlText w:val="%9."/>
+      <w:lvlJc w:val="left"/>
+      <w:pPr>
+        <w:tabs>
+          <w:tab w:val="num" w:pos="6480"/>
+        </w:tabs>
+        <w:ind w:left="6480" w:hanging="360"/>
+      </w:pPr>
+    </w:lvl>
+  </w:abstractNum>
+  <w:abstractNum w:abstractNumId="1" w15:restartNumberingAfterBreak="0">
+    <w:nsid w:val="3E0C0FC8"/>
+    <w:multiLevelType w:val="multilevel"/>
+    <w:tmpl w:val="40149724"/>
     <w:lvl w:ilvl="0">
       <w:start w:val="1"/>
       <w:numFmt w:val="bullet"/>
@@ -6666,124 +6779,11 @@
       </w:rPr>
     </w:lvl>
   </w:abstractNum>
-  <w:abstractNum w:abstractNumId="1" w15:restartNumberingAfterBreak="0">
-    <w:nsid w:val="7F860385"/>
-    <w:multiLevelType w:val="multilevel"/>
-    <w:tmpl w:val="067E6E9C"/>
-    <w:lvl w:ilvl="0">
-      <w:start w:val="1"/>
-      <w:numFmt w:val="decimal"/>
-      <w:lvlText w:val="%1."/>
-      <w:lvlJc w:val="left"/>
-      <w:pPr>
-        <w:tabs>
-          <w:tab w:val="num" w:pos="720"/>
-        </w:tabs>
-        <w:ind w:left="720" w:hanging="360"/>
-      </w:pPr>
-    </w:lvl>
-    <w:lvl w:ilvl="1" w:tentative="1">
-      <w:start w:val="1"/>
-      <w:numFmt w:val="decimal"/>
-      <w:lvlText w:val="%2."/>
-      <w:lvlJc w:val="left"/>
-      <w:pPr>
-        <w:tabs>
-          <w:tab w:val="num" w:pos="1440"/>
-        </w:tabs>
-        <w:ind w:left="1440" w:hanging="360"/>
-      </w:pPr>
-    </w:lvl>
-    <w:lvl w:ilvl="2" w:tentative="1">
-      <w:start w:val="1"/>
-      <w:numFmt w:val="decimal"/>
-      <w:lvlText w:val="%3."/>
-      <w:lvlJc w:val="left"/>
-      <w:pPr>
-        <w:tabs>
-          <w:tab w:val="num" w:pos="2160"/>
-        </w:tabs>
-        <w:ind w:left="2160" w:hanging="360"/>
-      </w:pPr>
-    </w:lvl>
-    <w:lvl w:ilvl="3" w:tentative="1">
-      <w:start w:val="1"/>
-      <w:numFmt w:val="decimal"/>
-      <w:lvlText w:val="%4."/>
-      <w:lvlJc w:val="left"/>
-      <w:pPr>
-        <w:tabs>
-          <w:tab w:val="num" w:pos="2880"/>
-        </w:tabs>
-        <w:ind w:left="2880" w:hanging="360"/>
-      </w:pPr>
-    </w:lvl>
-    <w:lvl w:ilvl="4" w:tentative="1">
-      <w:start w:val="1"/>
-      <w:numFmt w:val="decimal"/>
-      <w:lvlText w:val="%5."/>
-      <w:lvlJc w:val="left"/>
-      <w:pPr>
-        <w:tabs>
-          <w:tab w:val="num" w:pos="3600"/>
-        </w:tabs>
-        <w:ind w:left="3600" w:hanging="360"/>
-      </w:pPr>
-    </w:lvl>
-    <w:lvl w:ilvl="5" w:tentative="1">
-      <w:start w:val="1"/>
-      <w:numFmt w:val="decimal"/>
-      <w:lvlText w:val="%6."/>
-      <w:lvlJc w:val="left"/>
-      <w:pPr>
-        <w:tabs>
-          <w:tab w:val="num" w:pos="4320"/>
-        </w:tabs>
-        <w:ind w:left="4320" w:hanging="360"/>
-      </w:pPr>
-    </w:lvl>
-    <w:lvl w:ilvl="6" w:tentative="1">
-      <w:start w:val="1"/>
-      <w:numFmt w:val="decimal"/>
-      <w:lvlText w:val="%7."/>
-      <w:lvlJc w:val="left"/>
-      <w:pPr>
-        <w:tabs>
-          <w:tab w:val="num" w:pos="5040"/>
-        </w:tabs>
-        <w:ind w:left="5040" w:hanging="360"/>
-      </w:pPr>
-    </w:lvl>
-    <w:lvl w:ilvl="7" w:tentative="1">
-      <w:start w:val="1"/>
-      <w:numFmt w:val="decimal"/>
-      <w:lvlText w:val="%8."/>
-      <w:lvlJc w:val="left"/>
-      <w:pPr>
-        <w:tabs>
-          <w:tab w:val="num" w:pos="5760"/>
-        </w:tabs>
-        <w:ind w:left="5760" w:hanging="360"/>
-      </w:pPr>
-    </w:lvl>
-    <w:lvl w:ilvl="8" w:tentative="1">
-      <w:start w:val="1"/>
-      <w:numFmt w:val="decimal"/>
-      <w:lvlText w:val="%9."/>
-      <w:lvlJc w:val="left"/>
-      <w:pPr>
-        <w:tabs>
-          <w:tab w:val="num" w:pos="6480"/>
-        </w:tabs>
-        <w:ind w:left="6480" w:hanging="360"/>
-      </w:pPr>
-    </w:lvl>
-  </w:abstractNum>
-  <w:num w:numId="1" w16cid:durableId="2003579651">
+  <w:num w:numId="1" w16cid:durableId="912860245">
+    <w:abstractNumId w:val="0"/>
+  </w:num>
+  <w:num w:numId="2" w16cid:durableId="1891263252">
     <w:abstractNumId w:val="1"/>
-  </w:num>
-  <w:num w:numId="2" w16cid:durableId="524175116">
-    <w:abstractNumId w:val="0"/>
   </w:num>
 </w:numbering>
 </file>
